--- a/assets/pme memo temp.docx
+++ b/assets/pme memo temp.docx
@@ -1,6 +1,6 @@
 
 <file path=word/document.xml><?xml version="1.0" encoding="utf-8"?>
-<w:document xmlns:wpc="http://schemas.microsoft.com/office/word/2010/wordprocessingCanvas" xmlns:cx="http://schemas.microsoft.com/office/drawing/2014/chartex" xmlns:cx1="http://schemas.microsoft.com/office/drawing/2015/9/8/chartex" xmlns:cx2="http://schemas.microsoft.com/office/drawing/2015/10/21/chartex" xmlns:cx3="http://schemas.microsoft.com/office/drawing/2016/5/9/chartex" xmlns:cx4="http://schemas.microsoft.com/office/drawing/2016/5/10/chartex" xmlns:cx5="http://schemas.microsoft.com/office/drawing/2016/5/11/chartex" xmlns:cx6="http://schemas.microsoft.com/office/drawing/2016/5/12/chartex" xmlns:cx7="http://schemas.microsoft.com/office/drawing/2016/5/13/chartex" xmlns:cx8="http://schemas.microsoft.com/office/drawing/2016/5/14/chartex" xmlns:mc="http://schemas.openxmlformats.org/markup-compatibility/2006" xmlns:aink="http://schemas.microsoft.com/office/drawing/2016/ink" xmlns:am3d="http://schemas.microsoft.com/office/drawing/2017/model3d" xmlns:o="urn:schemas-microsoft-com:office:office" xmlns:oel="http://schemas.microsoft.com/office/2019/extlst" xmlns:r="http://schemas.openxmlformats.org/officeDocument/2006/relationships" xmlns:m="http://schemas.openxmlformats.org/officeDocument/2006/math" xmlns:v="urn:schemas-microsoft-com:vml" xmlns:wp14="http://schemas.microsoft.com/office/word/2010/wordprocessingDrawing" xmlns:wp="http://schemas.openxmlformats.org/drawingml/2006/wordprocessingDrawing" xmlns:w10="urn:schemas-microsoft-com:office:word" xmlns:w="http://schemas.openxmlformats.org/wordprocessingml/2006/main" xmlns:w14="http://schemas.microsoft.com/office/word/2010/wordml" xmlns:w15="http://schemas.microsoft.com/office/word/2012/wordml" xmlns:w16cex="http://schemas.microsoft.com/office/word/2018/wordml/cex" xmlns:w16cid="http://schemas.microsoft.com/office/word/2016/wordml/cid" xmlns:w16="http://schemas.microsoft.com/office/word/2018/wordml" xmlns:w16du="http://schemas.microsoft.com/office/word/2023/wordml/word16du" xmlns:w16sdtdh="http://schemas.microsoft.com/office/word/2020/wordml/sdtdatahash" xmlns:w16sdtfl="http://schemas.microsoft.com/office/word/2024/wordml/sdtformatlock" xmlns:w16se="http://schemas.microsoft.com/office/word/2015/wordml/symex" xmlns:wpg="http://schemas.microsoft.com/office/word/2010/wordprocessingGroup" xmlns:wpi="http://schemas.microsoft.com/office/word/2010/wordprocessingInk" xmlns:wne="http://schemas.microsoft.com/office/word/2006/wordml" xmlns:wps="http://schemas.microsoft.com/office/word/2010/wordprocessingShape" mc:Ignorable="w14 w15 w16se w16cid w16 w16cex w16sdtdh w16sdtfl w16du wp14">
+<w:document xmlns:wpc="http://schemas.microsoft.com/office/word/2010/wordprocessingCanvas" xmlns:cx="http://schemas.microsoft.com/office/drawing/2014/chartex" xmlns:mc="http://schemas.openxmlformats.org/markup-compatibility/2006" xmlns:o="urn:schemas-microsoft-com:office:office" xmlns:r="http://schemas.openxmlformats.org/officeDocument/2006/relationships" xmlns:m="http://schemas.openxmlformats.org/officeDocument/2006/math" xmlns:v="urn:schemas-microsoft-com:vml" xmlns:wp14="http://schemas.microsoft.com/office/word/2010/wordprocessingDrawing" xmlns:wp="http://schemas.openxmlformats.org/drawingml/2006/wordprocessingDrawing" xmlns:w10="urn:schemas-microsoft-com:office:word" xmlns:w="http://schemas.openxmlformats.org/wordprocessingml/2006/main" xmlns:w14="http://schemas.microsoft.com/office/word/2010/wordml" xmlns:w15="http://schemas.microsoft.com/office/word/2012/wordml" xmlns:w16se="http://schemas.microsoft.com/office/word/2015/wordml/symex" xmlns:wpg="http://schemas.microsoft.com/office/word/2010/wordprocessingGroup" xmlns:wpi="http://schemas.microsoft.com/office/word/2010/wordprocessingInk" xmlns:wne="http://schemas.microsoft.com/office/word/2006/wordml" xmlns:wps="http://schemas.microsoft.com/office/word/2010/wordprocessingShape" mc:Ignorable="w14 w15 w16se wp14">
   <w:body>
     <w:tbl>
       <w:tblPr>
@@ -76,11 +76,15 @@
             <w:pPr>
               <w:rPr>
                 <w:rFonts w:ascii="Kokila" w:hAnsi="Kokila" w:cs="Kokila"/>
-              </w:rPr>
-            </w:pPr>
-            <w:r>
-              <w:rPr>
-                <w:rFonts w:ascii="Kokila" w:hAnsi="Kokila" w:cs="Kokila"/>
+                <w:b/>
+                <w:bCs/>
+              </w:rPr>
+            </w:pPr>
+            <w:r>
+              <w:rPr>
+                <w:rFonts w:ascii="Kokila" w:hAnsi="Kokila" w:cs="Kokila"/>
+                <w:b/>
+                <w:bCs/>
               </w:rPr>
               <w:t>{{ dob }}</w:t>
             </w:r>
@@ -147,11 +151,15 @@
             <w:pPr>
               <w:rPr>
                 <w:rFonts w:ascii="Kokila" w:hAnsi="Kokila" w:cs="Kokila"/>
-              </w:rPr>
-            </w:pPr>
-            <w:r>
-              <w:rPr>
-                <w:rFonts w:ascii="Kokila" w:hAnsi="Kokila" w:cs="Kokila"/>
+                <w:b/>
+                <w:bCs/>
+              </w:rPr>
+            </w:pPr>
+            <w:r>
+              <w:rPr>
+                <w:rFonts w:ascii="Kokila" w:hAnsi="Kokila" w:cs="Kokila"/>
+                <w:b/>
+                <w:bCs/>
               </w:rPr>
               <w:t xml:space="preserve">{{ </w:t>
             </w:r>
@@ -159,6 +167,8 @@
             <w:r>
               <w:rPr>
                 <w:rFonts w:ascii="Kokila" w:hAnsi="Kokila" w:cs="Kokila"/>
+                <w:b/>
+                <w:bCs/>
               </w:rPr>
               <w:t>doa</w:t>
             </w:r>
@@ -166,6 +176,8 @@
             <w:r>
               <w:rPr>
                 <w:rFonts w:ascii="Kokila" w:hAnsi="Kokila" w:cs="Kokila"/>
+                <w:b/>
+                <w:bCs/>
               </w:rPr>
               <w:t xml:space="preserve"> }}</w:t>
             </w:r>
@@ -308,23 +320,7 @@
                 <w:rFonts w:ascii="Kokila" w:hAnsi="Kokila" w:cs="Kokila"/>
                 <w:u w:val="single"/>
               </w:rPr>
-              <w:t xml:space="preserve">SRC-R 1 </w:t>
-            </w:r>
-            <w:proofErr w:type="spellStart"/>
-            <w:r>
-              <w:rPr>
-                <w:rFonts w:ascii="Kokila" w:hAnsi="Kokila" w:cs="Kokila"/>
-                <w:u w:val="single"/>
-              </w:rPr>
-              <w:t>Appx</w:t>
-            </w:r>
-            <w:proofErr w:type="spellEnd"/>
-            <w:r>
-              <w:rPr>
-                <w:rFonts w:ascii="Kokila" w:hAnsi="Kokila" w:cs="Kokila"/>
-                <w:u w:val="single"/>
-              </w:rPr>
-              <w:t>. III (Form-5)</w:t>
+              <w:t>SRC-R 1 Appx. III (Form-5)</w:t>
             </w:r>
           </w:p>
           <w:p>
@@ -593,23 +589,37 @@
               <w:rPr>
                 <w:rFonts w:ascii="Kokila" w:hAnsi="Kokila" w:cs="Kokila"/>
               </w:rPr>
-              <w:t>: {{ name }}</w:t>
-            </w:r>
-            <w:r>
-              <w:rPr>
-                <w:rFonts w:ascii="Kokila" w:hAnsi="Kokila" w:cs="Kokila"/>
+              <w:t xml:space="preserve">: </w:t>
+            </w:r>
+            <w:r>
+              <w:rPr>
+                <w:rFonts w:ascii="Kokila" w:hAnsi="Kokila" w:cs="Kokila"/>
+                <w:b/>
+                <w:bCs/>
+              </w:rPr>
+              <w:t>{{ name }}</w:t>
+            </w:r>
+            <w:r>
+              <w:rPr>
+                <w:rFonts w:ascii="Kokila" w:hAnsi="Kokila" w:cs="Kokila"/>
+                <w:b/>
+                <w:bCs/>
               </w:rPr>
               <w:t xml:space="preserve">   </w:t>
             </w:r>
             <w:r>
               <w:rPr>
                 <w:rFonts w:ascii="Kokila" w:hAnsi="Kokila" w:cs="Kokila"/>
+                <w:b/>
+                <w:bCs/>
               </w:rPr>
               <w:t xml:space="preserve">                     </w:t>
             </w:r>
             <w:r>
               <w:rPr>
                 <w:rFonts w:ascii="Kokila" w:hAnsi="Kokila" w:cs="Kokila" w:hint="cs"/>
+                <w:b/>
+                <w:bCs/>
                 <w:cs/>
               </w:rPr>
               <w:t>आयु/</w:t>
@@ -617,18 +627,24 @@
             <w:r>
               <w:rPr>
                 <w:rFonts w:ascii="Kokila" w:hAnsi="Kokila" w:cs="Kokila" w:hint="cs"/>
+                <w:b/>
+                <w:bCs/>
               </w:rPr>
               <w:t>Age</w:t>
             </w:r>
             <w:r>
               <w:rPr>
                 <w:rFonts w:ascii="Kokila" w:hAnsi="Kokila" w:cs="Kokila"/>
+                <w:b/>
+                <w:bCs/>
               </w:rPr>
               <w:t xml:space="preserve"> </w:t>
             </w:r>
             <w:r>
               <w:rPr>
                 <w:rFonts w:ascii="Kokila" w:hAnsi="Kokila" w:cs="Kokila"/>
+                <w:b/>
+                <w:bCs/>
               </w:rPr>
               <w:t>: {{ age }}</w:t>
             </w:r>
@@ -1114,23 +1130,7 @@
                 <w:rFonts w:ascii="Kokila" w:hAnsi="Kokila" w:cs="Kokila" w:hint="cs"/>
                 <w:cs/>
               </w:rPr>
-              <w:t xml:space="preserve">(डॉक्टर का </w:t>
-            </w:r>
-            <w:proofErr w:type="spellStart"/>
-            <w:r>
-              <w:rPr>
-                <w:rFonts w:ascii="Kokila" w:hAnsi="Kokila" w:cs="Kokila" w:hint="cs"/>
-                <w:cs/>
-              </w:rPr>
-              <w:t>पदनाम</w:t>
-            </w:r>
-            <w:proofErr w:type="spellEnd"/>
-            <w:r>
-              <w:rPr>
-                <w:rFonts w:ascii="Kokila" w:hAnsi="Kokila" w:cs="Kokila" w:hint="cs"/>
-                <w:cs/>
-              </w:rPr>
-              <w:t xml:space="preserve">) </w:t>
+              <w:t xml:space="preserve">(डॉक्टर का पदनाम) </w:t>
             </w:r>
             <w:r>
               <w:rPr>
@@ -1437,39 +1437,45 @@
               </w:numPr>
               <w:rPr>
                 <w:rFonts w:ascii="Kokila" w:hAnsi="Kokila" w:cs="Kokila"/>
-              </w:rPr>
-            </w:pPr>
-            <w:r>
-              <w:rPr>
-                <w:rFonts w:ascii="Kokila" w:hAnsi="Kokila" w:cs="Kokila"/>
-              </w:rPr>
-              <w:t>{{</w:t>
-            </w:r>
-            <w:r>
-              <w:rPr>
-                <w:rFonts w:ascii="Kokila" w:hAnsi="Kokila" w:cs="Kokila"/>
-              </w:rPr>
-              <w:t xml:space="preserve"> </w:t>
+                <w:b/>
+                <w:bCs/>
+              </w:rPr>
+            </w:pPr>
+            <w:proofErr w:type="gramStart"/>
+            <w:r>
+              <w:rPr>
+                <w:rFonts w:ascii="Kokila" w:hAnsi="Kokila" w:cs="Kokila"/>
+                <w:b/>
+                <w:bCs/>
+              </w:rPr>
+              <w:t xml:space="preserve">{{ </w:t>
             </w:r>
             <w:proofErr w:type="spellStart"/>
             <w:r>
               <w:rPr>
                 <w:rFonts w:ascii="Kokila" w:hAnsi="Kokila" w:cs="Kokila"/>
-              </w:rPr>
-              <w:t>first_physical_mark</w:t>
+                <w:b/>
+                <w:bCs/>
+              </w:rPr>
+              <w:t>first</w:t>
+            </w:r>
+            <w:proofErr w:type="gramEnd"/>
+            <w:r>
+              <w:rPr>
+                <w:rFonts w:ascii="Kokila" w:hAnsi="Kokila" w:cs="Kokila"/>
+                <w:b/>
+                <w:bCs/>
+              </w:rPr>
+              <w:t>_physical_mark</w:t>
             </w:r>
             <w:proofErr w:type="spellEnd"/>
             <w:r>
               <w:rPr>
                 <w:rFonts w:ascii="Kokila" w:hAnsi="Kokila" w:cs="Kokila"/>
-              </w:rPr>
-              <w:t xml:space="preserve"> </w:t>
-            </w:r>
-            <w:r>
-              <w:rPr>
-                <w:rFonts w:ascii="Kokila" w:hAnsi="Kokila" w:cs="Kokila"/>
-              </w:rPr>
-              <w:t>}}</w:t>
+                <w:b/>
+                <w:bCs/>
+              </w:rPr>
+              <w:t xml:space="preserve"> }}</w:t>
             </w:r>
           </w:p>
           <w:p>
@@ -1486,6 +1492,8 @@
             <w:r>
               <w:rPr>
                 <w:rFonts w:ascii="Kokila" w:hAnsi="Kokila" w:cs="Kokila"/>
+                <w:b/>
+                <w:bCs/>
               </w:rPr>
               <w:t xml:space="preserve">{{ </w:t>
             </w:r>
@@ -1493,6 +1501,8 @@
             <w:r>
               <w:rPr>
                 <w:rFonts w:ascii="Kokila" w:hAnsi="Kokila" w:cs="Kokila"/>
+                <w:b/>
+                <w:bCs/>
               </w:rPr>
               <w:t>second_physical_mark</w:t>
             </w:r>
@@ -1500,6 +1510,8 @@
             <w:r>
               <w:rPr>
                 <w:rFonts w:ascii="Kokila" w:hAnsi="Kokila" w:cs="Kokila"/>
+                <w:b/>
+                <w:bCs/>
               </w:rPr>
               <w:t xml:space="preserve"> }}</w:t>
             </w:r>
@@ -1840,6 +1852,7 @@
                 <w:bCs/>
                 <w:cs/>
               </w:rPr>
+              <w:lastRenderedPageBreak/>
               <w:t>ज</w:t>
             </w:r>
             <w:r>
@@ -1869,11 +1882,15 @@
             <w:pPr>
               <w:rPr>
                 <w:rFonts w:ascii="Kokila" w:hAnsi="Kokila" w:cs="Kokila"/>
-              </w:rPr>
-            </w:pPr>
-            <w:r>
-              <w:rPr>
-                <w:rFonts w:ascii="Kokila" w:hAnsi="Kokila" w:cs="Kokila"/>
+                <w:b/>
+                <w:bCs/>
+              </w:rPr>
+            </w:pPr>
+            <w:r>
+              <w:rPr>
+                <w:rFonts w:ascii="Kokila" w:hAnsi="Kokila" w:cs="Kokila"/>
+                <w:b/>
+                <w:bCs/>
               </w:rPr>
               <w:t>{{ dob }}</w:t>
             </w:r>
@@ -1940,11 +1957,15 @@
             <w:pPr>
               <w:rPr>
                 <w:rFonts w:ascii="Kokila" w:hAnsi="Kokila" w:cs="Kokila"/>
-              </w:rPr>
-            </w:pPr>
-            <w:r>
-              <w:rPr>
-                <w:rFonts w:ascii="Kokila" w:hAnsi="Kokila" w:cs="Kokila"/>
+                <w:b/>
+                <w:bCs/>
+              </w:rPr>
+            </w:pPr>
+            <w:r>
+              <w:rPr>
+                <w:rFonts w:ascii="Kokila" w:hAnsi="Kokila" w:cs="Kokila"/>
+                <w:b/>
+                <w:bCs/>
               </w:rPr>
               <w:t xml:space="preserve">{{ </w:t>
             </w:r>
@@ -1952,6 +1973,8 @@
             <w:r>
               <w:rPr>
                 <w:rFonts w:ascii="Kokila" w:hAnsi="Kokila" w:cs="Kokila"/>
+                <w:b/>
+                <w:bCs/>
               </w:rPr>
               <w:t>doa</w:t>
             </w:r>
@@ -1959,6 +1982,8 @@
             <w:r>
               <w:rPr>
                 <w:rFonts w:ascii="Kokila" w:hAnsi="Kokila" w:cs="Kokila"/>
+                <w:b/>
+                <w:bCs/>
               </w:rPr>
               <w:t xml:space="preserve"> }}</w:t>
             </w:r>
@@ -2099,23 +2124,7 @@
                 <w:rFonts w:ascii="Kokila" w:hAnsi="Kokila" w:cs="Kokila"/>
                 <w:u w:val="single"/>
               </w:rPr>
-              <w:t xml:space="preserve">SRC-R 1 </w:t>
-            </w:r>
-            <w:proofErr w:type="spellStart"/>
-            <w:r>
-              <w:rPr>
-                <w:rFonts w:ascii="Kokila" w:hAnsi="Kokila" w:cs="Kokila"/>
-                <w:u w:val="single"/>
-              </w:rPr>
-              <w:t>Appx</w:t>
-            </w:r>
-            <w:proofErr w:type="spellEnd"/>
-            <w:r>
-              <w:rPr>
-                <w:rFonts w:ascii="Kokila" w:hAnsi="Kokila" w:cs="Kokila"/>
-                <w:u w:val="single"/>
-              </w:rPr>
-              <w:t>. III (Form-5)</w:t>
+              <w:t>SRC-R 1 Appx. III (Form-5)</w:t>
             </w:r>
           </w:p>
           <w:p>
@@ -2331,8 +2340,26 @@
               <w:rPr>
                 <w:rFonts w:ascii="Kokila" w:hAnsi="Kokila" w:cs="Kokila" w:hint="cs"/>
               </w:rPr>
-              <w:t>:  ACMS/NKJ</w:t>
-            </w:r>
+              <w:t xml:space="preserve">:  </w:t>
+            </w:r>
+            <w:r>
+              <w:rPr>
+                <w:rFonts w:ascii="Kokila" w:hAnsi="Kokila" w:cs="Kokila"/>
+                <w:b/>
+                <w:bCs/>
+              </w:rPr>
+              <w:t xml:space="preserve">Sr. DMO </w:t>
+            </w:r>
+            <w:r>
+              <w:rPr>
+                <w:rFonts w:ascii="Kokila" w:hAnsi="Kokila" w:cs="Kokila" w:hint="cs"/>
+                <w:b/>
+                <w:bCs/>
+              </w:rPr>
+              <w:t>/NKJ</w:t>
+            </w:r>
+            <w:bookmarkStart w:id="0" w:name="_GoBack"/>
+            <w:bookmarkEnd w:id="0"/>
           </w:p>
         </w:tc>
       </w:tr>
@@ -2413,11 +2440,21 @@
               <w:rPr>
                 <w:rFonts w:ascii="Kokila" w:hAnsi="Kokila" w:cs="Kokila"/>
               </w:rPr>
-              <w:t xml:space="preserve">  : {{ name }}                        </w:t>
-            </w:r>
-            <w:r>
-              <w:rPr>
-                <w:rFonts w:ascii="Kokila" w:hAnsi="Kokila" w:cs="Kokila" w:hint="cs"/>
+              <w:t xml:space="preserve">  </w:t>
+            </w:r>
+            <w:r>
+              <w:rPr>
+                <w:rFonts w:ascii="Kokila" w:hAnsi="Kokila" w:cs="Kokila"/>
+                <w:b/>
+                <w:bCs/>
+              </w:rPr>
+              <w:t xml:space="preserve">: {{ name }}                        </w:t>
+            </w:r>
+            <w:r>
+              <w:rPr>
+                <w:rFonts w:ascii="Kokila" w:hAnsi="Kokila" w:cs="Kokila" w:hint="cs"/>
+                <w:b/>
+                <w:bCs/>
                 <w:cs/>
               </w:rPr>
               <w:t>आयु/</w:t>
@@ -2425,12 +2462,16 @@
             <w:r>
               <w:rPr>
                 <w:rFonts w:ascii="Kokila" w:hAnsi="Kokila" w:cs="Kokila" w:hint="cs"/>
+                <w:b/>
+                <w:bCs/>
               </w:rPr>
               <w:t>Age</w:t>
             </w:r>
             <w:r>
               <w:rPr>
                 <w:rFonts w:ascii="Kokila" w:hAnsi="Kokila" w:cs="Kokila"/>
+                <w:b/>
+                <w:bCs/>
               </w:rPr>
               <w:t xml:space="preserve"> : {{ age }}</w:t>
             </w:r>
@@ -2828,23 +2869,7 @@
                 <w:rFonts w:ascii="Kokila" w:hAnsi="Kokila" w:cs="Kokila" w:hint="cs"/>
                 <w:cs/>
               </w:rPr>
-              <w:t xml:space="preserve"> (डॉक्टर का </w:t>
-            </w:r>
-            <w:proofErr w:type="spellStart"/>
-            <w:r>
-              <w:rPr>
-                <w:rFonts w:ascii="Kokila" w:hAnsi="Kokila" w:cs="Kokila" w:hint="cs"/>
-                <w:cs/>
-              </w:rPr>
-              <w:t>पदनाम</w:t>
-            </w:r>
-            <w:proofErr w:type="spellEnd"/>
-            <w:r>
-              <w:rPr>
-                <w:rFonts w:ascii="Kokila" w:hAnsi="Kokila" w:cs="Kokila" w:hint="cs"/>
-                <w:cs/>
-              </w:rPr>
-              <w:t xml:space="preserve">) </w:t>
+              <w:t xml:space="preserve"> (डॉक्टर का पदनाम) </w:t>
             </w:r>
             <w:r>
               <w:rPr>
@@ -3088,39 +3113,45 @@
               </w:numPr>
               <w:rPr>
                 <w:rFonts w:ascii="Kokila" w:hAnsi="Kokila" w:cs="Kokila"/>
-              </w:rPr>
-            </w:pPr>
-            <w:r>
-              <w:rPr>
-                <w:rFonts w:ascii="Kokila" w:hAnsi="Kokila" w:cs="Kokila"/>
-              </w:rPr>
-              <w:t>{{</w:t>
-            </w:r>
-            <w:r>
-              <w:rPr>
-                <w:rFonts w:ascii="Kokila" w:hAnsi="Kokila" w:cs="Kokila"/>
-              </w:rPr>
-              <w:t xml:space="preserve"> </w:t>
+                <w:b/>
+                <w:bCs/>
+              </w:rPr>
+            </w:pPr>
+            <w:proofErr w:type="gramStart"/>
+            <w:r>
+              <w:rPr>
+                <w:rFonts w:ascii="Kokila" w:hAnsi="Kokila" w:cs="Kokila"/>
+                <w:b/>
+                <w:bCs/>
+              </w:rPr>
+              <w:t xml:space="preserve">{{ </w:t>
             </w:r>
             <w:proofErr w:type="spellStart"/>
             <w:r>
               <w:rPr>
                 <w:rFonts w:ascii="Kokila" w:hAnsi="Kokila" w:cs="Kokila"/>
-              </w:rPr>
-              <w:t>first_physical_mark</w:t>
+                <w:b/>
+                <w:bCs/>
+              </w:rPr>
+              <w:t>first</w:t>
+            </w:r>
+            <w:proofErr w:type="gramEnd"/>
+            <w:r>
+              <w:rPr>
+                <w:rFonts w:ascii="Kokila" w:hAnsi="Kokila" w:cs="Kokila"/>
+                <w:b/>
+                <w:bCs/>
+              </w:rPr>
+              <w:t>_physical_mark</w:t>
             </w:r>
             <w:proofErr w:type="spellEnd"/>
             <w:r>
               <w:rPr>
                 <w:rFonts w:ascii="Kokila" w:hAnsi="Kokila" w:cs="Kokila"/>
-              </w:rPr>
-              <w:t xml:space="preserve"> </w:t>
-            </w:r>
-            <w:r>
-              <w:rPr>
-                <w:rFonts w:ascii="Kokila" w:hAnsi="Kokila" w:cs="Kokila"/>
-              </w:rPr>
-              <w:t>}}</w:t>
+                <w:b/>
+                <w:bCs/>
+              </w:rPr>
+              <w:t xml:space="preserve"> }}</w:t>
             </w:r>
           </w:p>
           <w:p>
@@ -3137,6 +3168,8 @@
             <w:r>
               <w:rPr>
                 <w:rFonts w:ascii="Kokila" w:hAnsi="Kokila" w:cs="Kokila"/>
+                <w:b/>
+                <w:bCs/>
               </w:rPr>
               <w:t xml:space="preserve">{{ </w:t>
             </w:r>
@@ -3144,6 +3177,8 @@
             <w:r>
               <w:rPr>
                 <w:rFonts w:ascii="Kokila" w:hAnsi="Kokila" w:cs="Kokila"/>
+                <w:b/>
+                <w:bCs/>
               </w:rPr>
               <w:t>second_physical_mark</w:t>
             </w:r>
@@ -3151,6 +3186,8 @@
             <w:r>
               <w:rPr>
                 <w:rFonts w:ascii="Kokila" w:hAnsi="Kokila" w:cs="Kokila"/>
+                <w:b/>
+                <w:bCs/>
               </w:rPr>
               <w:t xml:space="preserve"> }}</w:t>
             </w:r>
@@ -3421,7 +3458,7 @@
 </file>
 
 <file path=word/numbering.xml><?xml version="1.0" encoding="utf-8"?>
-<w:numbering xmlns:wpc="http://schemas.microsoft.com/office/word/2010/wordprocessingCanvas" xmlns:cx="http://schemas.microsoft.com/office/drawing/2014/chartex" xmlns:cx1="http://schemas.microsoft.com/office/drawing/2015/9/8/chartex" xmlns:cx2="http://schemas.microsoft.com/office/drawing/2015/10/21/chartex" xmlns:cx3="http://schemas.microsoft.com/office/drawing/2016/5/9/chartex" xmlns:cx4="http://schemas.microsoft.com/office/drawing/2016/5/10/chartex" xmlns:cx5="http://schemas.microsoft.com/office/drawing/2016/5/11/chartex" xmlns:cx6="http://schemas.microsoft.com/office/drawing/2016/5/12/chartex" xmlns:cx7="http://schemas.microsoft.com/office/drawing/2016/5/13/chartex" xmlns:cx8="http://schemas.microsoft.com/office/drawing/2016/5/14/chartex" xmlns:mc="http://schemas.openxmlformats.org/markup-compatibility/2006" xmlns:aink="http://schemas.microsoft.com/office/drawing/2016/ink" xmlns:am3d="http://schemas.microsoft.com/office/drawing/2017/model3d" xmlns:o="urn:schemas-microsoft-com:office:office" xmlns:oel="http://schemas.microsoft.com/office/2019/extlst" xmlns:r="http://schemas.openxmlformats.org/officeDocument/2006/relationships" xmlns:m="http://schemas.openxmlformats.org/officeDocument/2006/math" xmlns:v="urn:schemas-microsoft-com:vml" xmlns:wp14="http://schemas.microsoft.com/office/word/2010/wordprocessingDrawing" xmlns:wp="http://schemas.openxmlformats.org/drawingml/2006/wordprocessingDrawing" xmlns:w10="urn:schemas-microsoft-com:office:word" xmlns:w="http://schemas.openxmlformats.org/wordprocessingml/2006/main" xmlns:w14="http://schemas.microsoft.com/office/word/2010/wordml" xmlns:w15="http://schemas.microsoft.com/office/word/2012/wordml" xmlns:w16cex="http://schemas.microsoft.com/office/word/2018/wordml/cex" xmlns:w16cid="http://schemas.microsoft.com/office/word/2016/wordml/cid" xmlns:w16="http://schemas.microsoft.com/office/word/2018/wordml" xmlns:w16du="http://schemas.microsoft.com/office/word/2023/wordml/word16du" xmlns:w16sdtdh="http://schemas.microsoft.com/office/word/2020/wordml/sdtdatahash" xmlns:w16sdtfl="http://schemas.microsoft.com/office/word/2024/wordml/sdtformatlock" xmlns:w16se="http://schemas.microsoft.com/office/word/2015/wordml/symex" xmlns:wpg="http://schemas.microsoft.com/office/word/2010/wordprocessingGroup" xmlns:wpi="http://schemas.microsoft.com/office/word/2010/wordprocessingInk" xmlns:wne="http://schemas.microsoft.com/office/word/2006/wordml" xmlns:wps="http://schemas.microsoft.com/office/word/2010/wordprocessingShape" mc:Ignorable="w14 w15 w16se w16cid w16 w16cex w16sdtdh w16sdtfl w16du wp14">
+<w:numbering xmlns:wpc="http://schemas.microsoft.com/office/word/2010/wordprocessingCanvas" xmlns:cx="http://schemas.microsoft.com/office/drawing/2014/chartex" xmlns:mc="http://schemas.openxmlformats.org/markup-compatibility/2006" xmlns:o="urn:schemas-microsoft-com:office:office" xmlns:r="http://schemas.openxmlformats.org/officeDocument/2006/relationships" xmlns:m="http://schemas.openxmlformats.org/officeDocument/2006/math" xmlns:v="urn:schemas-microsoft-com:vml" xmlns:wp14="http://schemas.microsoft.com/office/word/2010/wordprocessingDrawing" xmlns:wp="http://schemas.openxmlformats.org/drawingml/2006/wordprocessingDrawing" xmlns:w10="urn:schemas-microsoft-com:office:word" xmlns:w="http://schemas.openxmlformats.org/wordprocessingml/2006/main" xmlns:w14="http://schemas.microsoft.com/office/word/2010/wordml" xmlns:w15="http://schemas.microsoft.com/office/word/2012/wordml" xmlns:w16se="http://schemas.microsoft.com/office/word/2015/wordml/symex" xmlns:wpg="http://schemas.microsoft.com/office/word/2010/wordprocessingGroup" xmlns:wpi="http://schemas.microsoft.com/office/word/2010/wordprocessingInk" xmlns:wne="http://schemas.microsoft.com/office/word/2006/wordml" xmlns:wps="http://schemas.microsoft.com/office/word/2010/wordprocessingShape" mc:Ignorable="w14 w15 w16se wp14">
   <w:abstractNum w:abstractNumId="0" w15:restartNumberingAfterBreak="0">
     <w:nsid w:val="25212C74"/>
     <w:multiLevelType w:val="hybridMultilevel"/>
@@ -3838,23 +3875,23 @@
       </w:pPr>
     </w:lvl>
   </w:abstractNum>
-  <w:num w:numId="1" w16cid:durableId="473839244">
+  <w:num w:numId="1">
     <w:abstractNumId w:val="2"/>
   </w:num>
-  <w:num w:numId="2" w16cid:durableId="1034041819">
+  <w:num w:numId="2">
     <w:abstractNumId w:val="3"/>
   </w:num>
-  <w:num w:numId="3" w16cid:durableId="1241021380">
+  <w:num w:numId="3">
     <w:abstractNumId w:val="1"/>
   </w:num>
-  <w:num w:numId="4" w16cid:durableId="557590907">
+  <w:num w:numId="4">
     <w:abstractNumId w:val="0"/>
   </w:num>
 </w:numbering>
 </file>
 
 <file path=word/styles.xml><?xml version="1.0" encoding="utf-8"?>
-<w:styles xmlns:mc="http://schemas.openxmlformats.org/markup-compatibility/2006" xmlns:r="http://schemas.openxmlformats.org/officeDocument/2006/relationships" xmlns:w="http://schemas.openxmlformats.org/wordprocessingml/2006/main" xmlns:w14="http://schemas.microsoft.com/office/word/2010/wordml" xmlns:w15="http://schemas.microsoft.com/office/word/2012/wordml" xmlns:w16cex="http://schemas.microsoft.com/office/word/2018/wordml/cex" xmlns:w16cid="http://schemas.microsoft.com/office/word/2016/wordml/cid" xmlns:w16="http://schemas.microsoft.com/office/word/2018/wordml" xmlns:w16du="http://schemas.microsoft.com/office/word/2023/wordml/word16du" xmlns:w16sdtdh="http://schemas.microsoft.com/office/word/2020/wordml/sdtdatahash" xmlns:w16sdtfl="http://schemas.microsoft.com/office/word/2024/wordml/sdtformatlock" xmlns:w16se="http://schemas.microsoft.com/office/word/2015/wordml/symex" mc:Ignorable="w14 w15 w16se w16cid w16 w16cex w16sdtdh w16sdtfl w16du">
+<w:styles xmlns:mc="http://schemas.openxmlformats.org/markup-compatibility/2006" xmlns:r="http://schemas.openxmlformats.org/officeDocument/2006/relationships" xmlns:w="http://schemas.openxmlformats.org/wordprocessingml/2006/main" xmlns:w14="http://schemas.microsoft.com/office/word/2010/wordml" xmlns:w15="http://schemas.microsoft.com/office/word/2012/wordml" xmlns:w16se="http://schemas.microsoft.com/office/word/2015/wordml/symex" mc:Ignorable="w14 w15 w16se">
   <w:docDefaults>
     <w:rPrDefault>
       <w:rPr>
@@ -3872,7 +3909,7 @@
       </w:pPr>
     </w:pPrDefault>
   </w:docDefaults>
-  <w:latentStyles w:defLockedState="0" w:defUIPriority="99" w:defSemiHidden="0" w:defUnhideWhenUsed="0" w:defQFormat="0" w:count="376">
+  <w:latentStyles w:defLockedState="0" w:defUIPriority="99" w:defSemiHidden="0" w:defUnhideWhenUsed="0" w:defQFormat="0" w:count="371">
     <w:lsdException w:name="Normal" w:uiPriority="0" w:qFormat="1"/>
     <w:lsdException w:name="heading 1" w:uiPriority="9" w:qFormat="1"/>
     <w:lsdException w:name="heading 2" w:semiHidden="1" w:uiPriority="9" w:unhideWhenUsed="1" w:qFormat="1"/>
@@ -4244,11 +4281,6 @@
     <w:lsdException w:name="List Table 5 Dark Accent 6" w:uiPriority="50"/>
     <w:lsdException w:name="List Table 6 Colorful Accent 6" w:uiPriority="51"/>
     <w:lsdException w:name="List Table 7 Colorful Accent 6" w:uiPriority="52"/>
-    <w:lsdException w:name="Mention" w:semiHidden="1" w:unhideWhenUsed="1"/>
-    <w:lsdException w:name="Smart Hyperlink" w:semiHidden="1" w:unhideWhenUsed="1"/>
-    <w:lsdException w:name="Hashtag" w:semiHidden="1" w:unhideWhenUsed="1"/>
-    <w:lsdException w:name="Unresolved Mention" w:semiHidden="1" w:unhideWhenUsed="1"/>
-    <w:lsdException w:name="Smart Link" w:semiHidden="1" w:unhideWhenUsed="1"/>
   </w:latentStyles>
   <w:style w:type="paragraph" w:default="1" w:styleId="Normal">
     <w:name w:val="Normal"/>
